--- a/DBT_Self_Learning.docx
+++ b/DBT_Self_Learning.docx
@@ -214,13 +214,9 @@
     </w:p>
     <w:p/>
     <w:p>
-      <w:pPr>
-        <w:pStyle w:val="ListParagraph"/>
-        <w:numPr>
-          <w:ilvl w:val="0"/>
-          <w:numId w:val="2"/>
-        </w:numPr>
-      </w:pPr>
+      <w:r>
+        <w:t xml:space="preserve">4.     </w:t>
+      </w:r>
       <w:r>
         <w:t>AVERAGE POPULATION OF EACH CONTINENT</w:t>
       </w:r>
@@ -239,9 +235,9 @@
           <w:noProof/>
         </w:rPr>
         <w:drawing>
-          <wp:inline distT="0" distB="0" distL="0" distR="0" wp14:anchorId="6C3766A5" wp14:editId="3806A1BB">
-            <wp:extent cx="5731510" cy="3008630"/>
-            <wp:effectExtent l="0" t="0" r="2540" b="1270"/>
+          <wp:inline distT="0" distB="0" distL="0" distR="0" wp14:anchorId="6C3766A5" wp14:editId="3017F29D">
+            <wp:extent cx="5670550" cy="3008630"/>
+            <wp:effectExtent l="0" t="0" r="6350" b="1270"/>
             <wp:docPr id="1333824571" name="Picture 4"/>
             <wp:cNvGraphicFramePr>
               <a:graphicFrameLocks xmlns:a="http://schemas.openxmlformats.org/drawingml/2006/main" noChangeAspect="1"/>
@@ -268,7 +264,7 @@
                   <pic:spPr>
                     <a:xfrm>
                       <a:off x="0" y="0"/>
-                      <a:ext cx="5731510" cy="3008630"/>
+                      <a:ext cx="5670550" cy="3008630"/>
                     </a:xfrm>
                     <a:prstGeom prst="rect">
                       <a:avLst/>
@@ -287,9 +283,6 @@
       </w:pPr>
     </w:p>
     <w:p>
-      <w:pPr>
-        <w:pStyle w:val="ListParagraph"/>
-      </w:pPr>
       <w:r>
         <w:t>5.</w:t>
       </w:r>
@@ -360,6 +353,179 @@
       </w:r>
     </w:p>
     <w:p/>
+    <w:p>
+      <w:r>
+        <w:t xml:space="preserve">6.  176  </w:t>
+      </w:r>
+    </w:p>
+    <w:p>
+      <w:r>
+        <w:br/>
+      </w:r>
+      <w:r>
+        <w:rPr>
+          <w:noProof/>
+        </w:rPr>
+        <w:drawing>
+          <wp:inline distT="0" distB="0" distL="0" distR="0" wp14:anchorId="2765C883" wp14:editId="15747778">
+            <wp:extent cx="5731510" cy="3010535"/>
+            <wp:effectExtent l="0" t="0" r="2540" b="0"/>
+            <wp:docPr id="1957039707" name="Picture 1"/>
+            <wp:cNvGraphicFramePr>
+              <a:graphicFrameLocks xmlns:a="http://schemas.openxmlformats.org/drawingml/2006/main" noChangeAspect="1"/>
+            </wp:cNvGraphicFramePr>
+            <a:graphic xmlns:a="http://schemas.openxmlformats.org/drawingml/2006/main">
+              <a:graphicData uri="http://schemas.openxmlformats.org/drawingml/2006/picture">
+                <pic:pic xmlns:pic="http://schemas.openxmlformats.org/drawingml/2006/picture">
+                  <pic:nvPicPr>
+                    <pic:cNvPr id="1957039707" name="Picture 1957039707"/>
+                    <pic:cNvPicPr/>
+                  </pic:nvPicPr>
+                  <pic:blipFill>
+                    <a:blip r:embed="rId11" cstate="print">
+                      <a:extLst>
+                        <a:ext uri="{28A0092B-C50C-407E-A947-70E740481C1C}">
+                          <a14:useLocalDpi xmlns:a14="http://schemas.microsoft.com/office/drawing/2010/main" val="0"/>
+                        </a:ext>
+                      </a:extLst>
+                    </a:blip>
+                    <a:stretch>
+                      <a:fillRect/>
+                    </a:stretch>
+                  </pic:blipFill>
+                  <pic:spPr>
+                    <a:xfrm>
+                      <a:off x="0" y="0"/>
+                      <a:ext cx="5731510" cy="3010535"/>
+                    </a:xfrm>
+                    <a:prstGeom prst="rect">
+                      <a:avLst/>
+                    </a:prstGeom>
+                  </pic:spPr>
+                </pic:pic>
+              </a:graphicData>
+            </a:graphic>
+          </wp:inline>
+        </w:drawing>
+      </w:r>
+    </w:p>
+    <w:p/>
+    <w:p>
+      <w:r>
+        <w:lastRenderedPageBreak/>
+        <w:t xml:space="preserve">7.   196 </w:t>
+      </w:r>
+      <w:r>
+        <w:br/>
+      </w:r>
+      <w:r>
+        <w:br/>
+      </w:r>
+      <w:r>
+        <w:rPr>
+          <w:noProof/>
+        </w:rPr>
+        <w:drawing>
+          <wp:inline distT="0" distB="0" distL="0" distR="0" wp14:anchorId="067FE5CA" wp14:editId="2365DA4D">
+            <wp:extent cx="5731510" cy="2955290"/>
+            <wp:effectExtent l="0" t="0" r="2540" b="0"/>
+            <wp:docPr id="1936367770" name="Picture 2"/>
+            <wp:cNvGraphicFramePr>
+              <a:graphicFrameLocks xmlns:a="http://schemas.openxmlformats.org/drawingml/2006/main" noChangeAspect="1"/>
+            </wp:cNvGraphicFramePr>
+            <a:graphic xmlns:a="http://schemas.openxmlformats.org/drawingml/2006/main">
+              <a:graphicData uri="http://schemas.openxmlformats.org/drawingml/2006/picture">
+                <pic:pic xmlns:pic="http://schemas.openxmlformats.org/drawingml/2006/picture">
+                  <pic:nvPicPr>
+                    <pic:cNvPr id="1936367770" name="Picture 1936367770"/>
+                    <pic:cNvPicPr/>
+                  </pic:nvPicPr>
+                  <pic:blipFill>
+                    <a:blip r:embed="rId12" cstate="print">
+                      <a:extLst>
+                        <a:ext uri="{28A0092B-C50C-407E-A947-70E740481C1C}">
+                          <a14:useLocalDpi xmlns:a14="http://schemas.microsoft.com/office/drawing/2010/main" val="0"/>
+                        </a:ext>
+                      </a:extLst>
+                    </a:blip>
+                    <a:stretch>
+                      <a:fillRect/>
+                    </a:stretch>
+                  </pic:blipFill>
+                  <pic:spPr>
+                    <a:xfrm>
+                      <a:off x="0" y="0"/>
+                      <a:ext cx="5731510" cy="2955290"/>
+                    </a:xfrm>
+                    <a:prstGeom prst="rect">
+                      <a:avLst/>
+                    </a:prstGeom>
+                  </pic:spPr>
+                </pic:pic>
+              </a:graphicData>
+            </a:graphic>
+          </wp:inline>
+        </w:drawing>
+      </w:r>
+    </w:p>
+    <w:p/>
+    <w:p>
+      <w:r>
+        <w:t xml:space="preserve">8.  570 </w:t>
+      </w:r>
+      <w:r>
+        <w:br/>
+      </w:r>
+      <w:r>
+        <w:br/>
+      </w:r>
+      <w:r>
+        <w:rPr>
+          <w:noProof/>
+        </w:rPr>
+        <w:drawing>
+          <wp:inline distT="0" distB="0" distL="0" distR="0" wp14:anchorId="58D580C5" wp14:editId="2CB1924E">
+            <wp:extent cx="5731510" cy="2938145"/>
+            <wp:effectExtent l="0" t="0" r="2540" b="0"/>
+            <wp:docPr id="67537782" name="Picture 3"/>
+            <wp:cNvGraphicFramePr>
+              <a:graphicFrameLocks xmlns:a="http://schemas.openxmlformats.org/drawingml/2006/main" noChangeAspect="1"/>
+            </wp:cNvGraphicFramePr>
+            <a:graphic xmlns:a="http://schemas.openxmlformats.org/drawingml/2006/main">
+              <a:graphicData uri="http://schemas.openxmlformats.org/drawingml/2006/picture">
+                <pic:pic xmlns:pic="http://schemas.openxmlformats.org/drawingml/2006/picture">
+                  <pic:nvPicPr>
+                    <pic:cNvPr id="67537782" name="Picture 67537782"/>
+                    <pic:cNvPicPr/>
+                  </pic:nvPicPr>
+                  <pic:blipFill>
+                    <a:blip r:embed="rId13" cstate="print">
+                      <a:extLst>
+                        <a:ext uri="{28A0092B-C50C-407E-A947-70E740481C1C}">
+                          <a14:useLocalDpi xmlns:a14="http://schemas.microsoft.com/office/drawing/2010/main" val="0"/>
+                        </a:ext>
+                      </a:extLst>
+                    </a:blip>
+                    <a:stretch>
+                      <a:fillRect/>
+                    </a:stretch>
+                  </pic:blipFill>
+                  <pic:spPr>
+                    <a:xfrm>
+                      <a:off x="0" y="0"/>
+                      <a:ext cx="5731510" cy="2938145"/>
+                    </a:xfrm>
+                    <a:prstGeom prst="rect">
+                      <a:avLst/>
+                    </a:prstGeom>
+                  </pic:spPr>
+                </pic:pic>
+              </a:graphicData>
+            </a:graphic>
+          </wp:inline>
+        </w:drawing>
+      </w:r>
+    </w:p>
     <w:sectPr>
       <w:pgSz w:w="11906" w:h="16838"/>
       <w:pgMar w:top="1440" w:right="1440" w:bottom="1440" w:left="1440" w:header="708" w:footer="708" w:gutter="0"/>

--- a/DBT_Self_Learning.docx
+++ b/DBT_Self_Learning.docx
@@ -235,7 +235,7 @@
           <w:noProof/>
         </w:rPr>
         <w:drawing>
-          <wp:inline distT="0" distB="0" distL="0" distR="0" wp14:anchorId="6C3766A5" wp14:editId="63248B13">
+          <wp:inline distT="0" distB="0" distL="0" distR="0" wp14:anchorId="6C3766A5" wp14:editId="3DFE67A2">
             <wp:extent cx="5670550" cy="3008630"/>
             <wp:effectExtent l="0" t="0" r="6350" b="1270"/>
             <wp:docPr id="1333824571" name="Picture 4"/>
@@ -367,7 +367,7 @@
           <w:noProof/>
         </w:rPr>
         <w:drawing>
-          <wp:inline distT="0" distB="0" distL="0" distR="0" wp14:anchorId="2765C883" wp14:editId="725FE015">
+          <wp:inline distT="0" distB="0" distL="0" distR="0" wp14:anchorId="2765C883" wp14:editId="3BCCE1C7">
             <wp:extent cx="5731510" cy="3010535"/>
             <wp:effectExtent l="0" t="0" r="2540" b="0"/>
             <wp:docPr id="1957039707" name="Picture 1"/>
@@ -426,7 +426,7 @@
           <w:noProof/>
         </w:rPr>
         <w:drawing>
-          <wp:inline distT="0" distB="0" distL="0" distR="0" wp14:anchorId="067FE5CA" wp14:editId="3F8BD464">
+          <wp:inline distT="0" distB="0" distL="0" distR="0" wp14:anchorId="067FE5CA" wp14:editId="7EFC9AD5">
             <wp:extent cx="5731510" cy="2955290"/>
             <wp:effectExtent l="0" t="0" r="2540" b="0"/>
             <wp:docPr id="1936367770" name="Picture 2"/>
@@ -543,7 +543,7 @@
           <w:noProof/>
         </w:rPr>
         <w:drawing>
-          <wp:inline distT="0" distB="0" distL="0" distR="0" wp14:anchorId="639D877D" wp14:editId="4B8B7171">
+          <wp:inline distT="0" distB="0" distL="0" distR="0" wp14:anchorId="639D877D" wp14:editId="720D3023">
             <wp:extent cx="5731510" cy="3042285"/>
             <wp:effectExtent l="0" t="0" r="2540" b="5715"/>
             <wp:docPr id="2009997054" name="Picture 1"/>
@@ -701,6 +701,252 @@
             </a:graphic>
           </wp:inline>
         </w:drawing>
+      </w:r>
+    </w:p>
+    <w:p/>
+    <w:p>
+      <w:r>
+        <w:t>12.  181</w:t>
+      </w:r>
+      <w:r>
+        <w:br/>
+      </w:r>
+      <w:r>
+        <w:br/>
+      </w:r>
+      <w:r>
+        <w:rPr>
+          <w:noProof/>
+        </w:rPr>
+        <w:drawing>
+          <wp:inline distT="0" distB="0" distL="0" distR="0" wp14:anchorId="3E1DD0D9" wp14:editId="07736C44">
+            <wp:extent cx="5731510" cy="2920365"/>
+            <wp:effectExtent l="0" t="0" r="2540" b="0"/>
+            <wp:docPr id="1968035832" name="Picture 1"/>
+            <wp:cNvGraphicFramePr>
+              <a:graphicFrameLocks xmlns:a="http://schemas.openxmlformats.org/drawingml/2006/main" noChangeAspect="1"/>
+            </wp:cNvGraphicFramePr>
+            <a:graphic xmlns:a="http://schemas.openxmlformats.org/drawingml/2006/main">
+              <a:graphicData uri="http://schemas.openxmlformats.org/drawingml/2006/picture">
+                <pic:pic xmlns:pic="http://schemas.openxmlformats.org/drawingml/2006/picture">
+                  <pic:nvPicPr>
+                    <pic:cNvPr id="1968035832" name="Picture 1968035832"/>
+                    <pic:cNvPicPr/>
+                  </pic:nvPicPr>
+                  <pic:blipFill>
+                    <a:blip r:embed="rId17" cstate="print">
+                      <a:extLst>
+                        <a:ext uri="{28A0092B-C50C-407E-A947-70E740481C1C}">
+                          <a14:useLocalDpi xmlns:a14="http://schemas.microsoft.com/office/drawing/2010/main" val="0"/>
+                        </a:ext>
+                      </a:extLst>
+                    </a:blip>
+                    <a:stretch>
+                      <a:fillRect/>
+                    </a:stretch>
+                  </pic:blipFill>
+                  <pic:spPr>
+                    <a:xfrm>
+                      <a:off x="0" y="0"/>
+                      <a:ext cx="5731510" cy="2920365"/>
+                    </a:xfrm>
+                    <a:prstGeom prst="rect">
+                      <a:avLst/>
+                    </a:prstGeom>
+                  </pic:spPr>
+                </pic:pic>
+              </a:graphicData>
+            </a:graphic>
+          </wp:inline>
+        </w:drawing>
+      </w:r>
+    </w:p>
+    <w:p/>
+    <w:p>
+      <w:r>
+        <w:t xml:space="preserve">13.  183 </w:t>
+      </w:r>
+      <w:r>
+        <w:br/>
+      </w:r>
+      <w:r>
+        <w:br/>
+      </w:r>
+      <w:r>
+        <w:rPr>
+          <w:noProof/>
+        </w:rPr>
+        <w:lastRenderedPageBreak/>
+        <w:drawing>
+          <wp:inline distT="0" distB="0" distL="0" distR="0" wp14:anchorId="74A5D112" wp14:editId="3A3E69F3">
+            <wp:extent cx="5731510" cy="2888615"/>
+            <wp:effectExtent l="0" t="0" r="2540" b="6985"/>
+            <wp:docPr id="116944803" name="Picture 2"/>
+            <wp:cNvGraphicFramePr>
+              <a:graphicFrameLocks xmlns:a="http://schemas.openxmlformats.org/drawingml/2006/main" noChangeAspect="1"/>
+            </wp:cNvGraphicFramePr>
+            <a:graphic xmlns:a="http://schemas.openxmlformats.org/drawingml/2006/main">
+              <a:graphicData uri="http://schemas.openxmlformats.org/drawingml/2006/picture">
+                <pic:pic xmlns:pic="http://schemas.openxmlformats.org/drawingml/2006/picture">
+                  <pic:nvPicPr>
+                    <pic:cNvPr id="116944803" name="Picture 116944803"/>
+                    <pic:cNvPicPr/>
+                  </pic:nvPicPr>
+                  <pic:blipFill>
+                    <a:blip r:embed="rId18" cstate="print">
+                      <a:extLst>
+                        <a:ext uri="{28A0092B-C50C-407E-A947-70E740481C1C}">
+                          <a14:useLocalDpi xmlns:a14="http://schemas.microsoft.com/office/drawing/2010/main" val="0"/>
+                        </a:ext>
+                      </a:extLst>
+                    </a:blip>
+                    <a:stretch>
+                      <a:fillRect/>
+                    </a:stretch>
+                  </pic:blipFill>
+                  <pic:spPr>
+                    <a:xfrm>
+                      <a:off x="0" y="0"/>
+                      <a:ext cx="5731510" cy="2888615"/>
+                    </a:xfrm>
+                    <a:prstGeom prst="rect">
+                      <a:avLst/>
+                    </a:prstGeom>
+                  </pic:spPr>
+                </pic:pic>
+              </a:graphicData>
+            </a:graphic>
+          </wp:inline>
+        </w:drawing>
+      </w:r>
+      <w:r>
+        <w:t xml:space="preserve"> </w:t>
+      </w:r>
+      <w:r>
+        <w:br/>
+      </w:r>
+      <w:r>
+        <w:br/>
+        <w:t xml:space="preserve">14.    197 </w:t>
+      </w:r>
+      <w:r>
+        <w:br/>
+      </w:r>
+      <w:r>
+        <w:br/>
+      </w:r>
+      <w:r>
+        <w:rPr>
+          <w:noProof/>
+        </w:rPr>
+        <w:drawing>
+          <wp:inline distT="0" distB="0" distL="0" distR="0" wp14:anchorId="5CEE7476" wp14:editId="1E3033C2">
+            <wp:extent cx="5731510" cy="2934970"/>
+            <wp:effectExtent l="0" t="0" r="2540" b="0"/>
+            <wp:docPr id="1088677080" name="Picture 3"/>
+            <wp:cNvGraphicFramePr>
+              <a:graphicFrameLocks xmlns:a="http://schemas.openxmlformats.org/drawingml/2006/main" noChangeAspect="1"/>
+            </wp:cNvGraphicFramePr>
+            <a:graphic xmlns:a="http://schemas.openxmlformats.org/drawingml/2006/main">
+              <a:graphicData uri="http://schemas.openxmlformats.org/drawingml/2006/picture">
+                <pic:pic xmlns:pic="http://schemas.openxmlformats.org/drawingml/2006/picture">
+                  <pic:nvPicPr>
+                    <pic:cNvPr id="1088677080" name="Picture 1088677080"/>
+                    <pic:cNvPicPr/>
+                  </pic:nvPicPr>
+                  <pic:blipFill>
+                    <a:blip r:embed="rId19" cstate="print">
+                      <a:extLst>
+                        <a:ext uri="{28A0092B-C50C-407E-A947-70E740481C1C}">
+                          <a14:useLocalDpi xmlns:a14="http://schemas.microsoft.com/office/drawing/2010/main" val="0"/>
+                        </a:ext>
+                      </a:extLst>
+                    </a:blip>
+                    <a:stretch>
+                      <a:fillRect/>
+                    </a:stretch>
+                  </pic:blipFill>
+                  <pic:spPr>
+                    <a:xfrm>
+                      <a:off x="0" y="0"/>
+                      <a:ext cx="5731510" cy="2934970"/>
+                    </a:xfrm>
+                    <a:prstGeom prst="rect">
+                      <a:avLst/>
+                    </a:prstGeom>
+                  </pic:spPr>
+                </pic:pic>
+              </a:graphicData>
+            </a:graphic>
+          </wp:inline>
+        </w:drawing>
+      </w:r>
+      <w:r>
+        <w:br/>
+      </w:r>
+      <w:r>
+        <w:br/>
+        <w:t>15.  607</w:t>
+      </w:r>
+      <w:r>
+        <w:br/>
+      </w:r>
+      <w:r>
+        <w:br/>
+      </w:r>
+      <w:r>
+        <w:rPr>
+          <w:noProof/>
+        </w:rPr>
+        <w:lastRenderedPageBreak/>
+        <w:drawing>
+          <wp:inline distT="0" distB="0" distL="0" distR="0" wp14:anchorId="752A1043" wp14:editId="0B60DDF8">
+            <wp:extent cx="5731510" cy="2993390"/>
+            <wp:effectExtent l="0" t="0" r="2540" b="0"/>
+            <wp:docPr id="1070537632" name="Picture 4"/>
+            <wp:cNvGraphicFramePr>
+              <a:graphicFrameLocks xmlns:a="http://schemas.openxmlformats.org/drawingml/2006/main" noChangeAspect="1"/>
+            </wp:cNvGraphicFramePr>
+            <a:graphic xmlns:a="http://schemas.openxmlformats.org/drawingml/2006/main">
+              <a:graphicData uri="http://schemas.openxmlformats.org/drawingml/2006/picture">
+                <pic:pic xmlns:pic="http://schemas.openxmlformats.org/drawingml/2006/picture">
+                  <pic:nvPicPr>
+                    <pic:cNvPr id="1070537632" name="Picture 1070537632"/>
+                    <pic:cNvPicPr/>
+                  </pic:nvPicPr>
+                  <pic:blipFill>
+                    <a:blip r:embed="rId20" cstate="print">
+                      <a:extLst>
+                        <a:ext uri="{28A0092B-C50C-407E-A947-70E740481C1C}">
+                          <a14:useLocalDpi xmlns:a14="http://schemas.microsoft.com/office/drawing/2010/main" val="0"/>
+                        </a:ext>
+                      </a:extLst>
+                    </a:blip>
+                    <a:stretch>
+                      <a:fillRect/>
+                    </a:stretch>
+                  </pic:blipFill>
+                  <pic:spPr>
+                    <a:xfrm>
+                      <a:off x="0" y="0"/>
+                      <a:ext cx="5731510" cy="2993390"/>
+                    </a:xfrm>
+                    <a:prstGeom prst="rect">
+                      <a:avLst/>
+                    </a:prstGeom>
+                  </pic:spPr>
+                </pic:pic>
+              </a:graphicData>
+            </a:graphic>
+          </wp:inline>
+        </w:drawing>
+      </w:r>
+      <w:r>
+        <w:br/>
+      </w:r>
+      <w:r>
+        <w:br/>
+        <w:t xml:space="preserve">16.  </w:t>
       </w:r>
     </w:p>
     <w:sectPr>

--- a/DBT_Self_Learning.docx
+++ b/DBT_Self_Learning.docx
@@ -235,7 +235,7 @@
           <w:noProof/>
         </w:rPr>
         <w:drawing>
-          <wp:inline distT="0" distB="0" distL="0" distR="0" wp14:anchorId="6C3766A5" wp14:editId="3DFE67A2">
+          <wp:inline distT="0" distB="0" distL="0" distR="0" wp14:anchorId="6C3766A5" wp14:editId="10BD862C">
             <wp:extent cx="5670550" cy="3008630"/>
             <wp:effectExtent l="0" t="0" r="6350" b="1270"/>
             <wp:docPr id="1333824571" name="Picture 4"/>
@@ -367,7 +367,7 @@
           <w:noProof/>
         </w:rPr>
         <w:drawing>
-          <wp:inline distT="0" distB="0" distL="0" distR="0" wp14:anchorId="2765C883" wp14:editId="3BCCE1C7">
+          <wp:inline distT="0" distB="0" distL="0" distR="0" wp14:anchorId="2765C883" wp14:editId="2E767043">
             <wp:extent cx="5731510" cy="3010535"/>
             <wp:effectExtent l="0" t="0" r="2540" b="0"/>
             <wp:docPr id="1957039707" name="Picture 1"/>
@@ -426,7 +426,7 @@
           <w:noProof/>
         </w:rPr>
         <w:drawing>
-          <wp:inline distT="0" distB="0" distL="0" distR="0" wp14:anchorId="067FE5CA" wp14:editId="7EFC9AD5">
+          <wp:inline distT="0" distB="0" distL="0" distR="0" wp14:anchorId="067FE5CA" wp14:editId="3D0CC88C">
             <wp:extent cx="5731510" cy="2955290"/>
             <wp:effectExtent l="0" t="0" r="2540" b="0"/>
             <wp:docPr id="1936367770" name="Picture 2"/>
@@ -543,7 +543,7 @@
           <w:noProof/>
         </w:rPr>
         <w:drawing>
-          <wp:inline distT="0" distB="0" distL="0" distR="0" wp14:anchorId="639D877D" wp14:editId="720D3023">
+          <wp:inline distT="0" distB="0" distL="0" distR="0" wp14:anchorId="639D877D" wp14:editId="22C00F04">
             <wp:extent cx="5731510" cy="3042285"/>
             <wp:effectExtent l="0" t="0" r="2540" b="5715"/>
             <wp:docPr id="2009997054" name="Picture 1"/>
@@ -719,7 +719,7 @@
           <w:noProof/>
         </w:rPr>
         <w:drawing>
-          <wp:inline distT="0" distB="0" distL="0" distR="0" wp14:anchorId="3E1DD0D9" wp14:editId="07736C44">
+          <wp:inline distT="0" distB="0" distL="0" distR="0" wp14:anchorId="3E1DD0D9" wp14:editId="57C7B037">
             <wp:extent cx="5731510" cy="2920365"/>
             <wp:effectExtent l="0" t="0" r="2540" b="0"/>
             <wp:docPr id="1968035832" name="Picture 1"/>
@@ -840,7 +840,7 @@
           <w:noProof/>
         </w:rPr>
         <w:drawing>
-          <wp:inline distT="0" distB="0" distL="0" distR="0" wp14:anchorId="5CEE7476" wp14:editId="1E3033C2">
+          <wp:inline distT="0" distB="0" distL="0" distR="0" wp14:anchorId="5CEE7476" wp14:editId="1CD5F93F">
             <wp:extent cx="5731510" cy="2934970"/>
             <wp:effectExtent l="0" t="0" r="2540" b="0"/>
             <wp:docPr id="1088677080" name="Picture 3"/>
@@ -900,7 +900,7 @@
         </w:rPr>
         <w:lastRenderedPageBreak/>
         <w:drawing>
-          <wp:inline distT="0" distB="0" distL="0" distR="0" wp14:anchorId="752A1043" wp14:editId="0B60DDF8">
+          <wp:inline distT="0" distB="0" distL="0" distR="0" wp14:anchorId="752A1043" wp14:editId="31F19B0C">
             <wp:extent cx="5731510" cy="2993390"/>
             <wp:effectExtent l="0" t="0" r="2540" b="0"/>
             <wp:docPr id="1070537632" name="Picture 4"/>
@@ -947,6 +947,369 @@
       <w:r>
         <w:br/>
         <w:t xml:space="preserve">16.  </w:t>
+      </w:r>
+      <w:r>
+        <w:t>577</w:t>
+      </w:r>
+      <w:r>
+        <w:br/>
+      </w:r>
+      <w:r>
+        <w:br/>
+      </w:r>
+      <w:r>
+        <w:rPr>
+          <w:noProof/>
+        </w:rPr>
+        <w:drawing>
+          <wp:inline distT="0" distB="0" distL="0" distR="0" wp14:anchorId="61974CCC" wp14:editId="460110E2">
+            <wp:extent cx="5731510" cy="2985770"/>
+            <wp:effectExtent l="0" t="0" r="2540" b="5080"/>
+            <wp:docPr id="9927412" name="Picture 1"/>
+            <wp:cNvGraphicFramePr>
+              <a:graphicFrameLocks xmlns:a="http://schemas.openxmlformats.org/drawingml/2006/main" noChangeAspect="1"/>
+            </wp:cNvGraphicFramePr>
+            <a:graphic xmlns:a="http://schemas.openxmlformats.org/drawingml/2006/main">
+              <a:graphicData uri="http://schemas.openxmlformats.org/drawingml/2006/picture">
+                <pic:pic xmlns:pic="http://schemas.openxmlformats.org/drawingml/2006/picture">
+                  <pic:nvPicPr>
+                    <pic:cNvPr id="9927412" name="Picture 9927412"/>
+                    <pic:cNvPicPr/>
+                  </pic:nvPicPr>
+                  <pic:blipFill>
+                    <a:blip r:embed="rId21" cstate="print">
+                      <a:extLst>
+                        <a:ext uri="{28A0092B-C50C-407E-A947-70E740481C1C}">
+                          <a14:useLocalDpi xmlns:a14="http://schemas.microsoft.com/office/drawing/2010/main" val="0"/>
+                        </a:ext>
+                      </a:extLst>
+                    </a:blip>
+                    <a:stretch>
+                      <a:fillRect/>
+                    </a:stretch>
+                  </pic:blipFill>
+                  <pic:spPr>
+                    <a:xfrm>
+                      <a:off x="0" y="0"/>
+                      <a:ext cx="5731510" cy="2985770"/>
+                    </a:xfrm>
+                    <a:prstGeom prst="rect">
+                      <a:avLst/>
+                    </a:prstGeom>
+                  </pic:spPr>
+                </pic:pic>
+              </a:graphicData>
+            </a:graphic>
+          </wp:inline>
+        </w:drawing>
+      </w:r>
+      <w:r>
+        <w:br/>
+      </w:r>
+      <w:r>
+        <w:br/>
+        <w:t>17.  1068</w:t>
+      </w:r>
+      <w:r>
+        <w:br/>
+      </w:r>
+      <w:r>
+        <w:br/>
+      </w:r>
+      <w:r>
+        <w:rPr>
+          <w:noProof/>
+        </w:rPr>
+        <w:lastRenderedPageBreak/>
+        <w:drawing>
+          <wp:inline distT="0" distB="0" distL="0" distR="0" wp14:anchorId="4B4C9DF5" wp14:editId="608AC053">
+            <wp:extent cx="5731510" cy="2770505"/>
+            <wp:effectExtent l="0" t="0" r="2540" b="0"/>
+            <wp:docPr id="1453965328" name="Picture 2"/>
+            <wp:cNvGraphicFramePr>
+              <a:graphicFrameLocks xmlns:a="http://schemas.openxmlformats.org/drawingml/2006/main" noChangeAspect="1"/>
+            </wp:cNvGraphicFramePr>
+            <a:graphic xmlns:a="http://schemas.openxmlformats.org/drawingml/2006/main">
+              <a:graphicData uri="http://schemas.openxmlformats.org/drawingml/2006/picture">
+                <pic:pic xmlns:pic="http://schemas.openxmlformats.org/drawingml/2006/picture">
+                  <pic:nvPicPr>
+                    <pic:cNvPr id="1453965328" name="Picture 1453965328"/>
+                    <pic:cNvPicPr/>
+                  </pic:nvPicPr>
+                  <pic:blipFill>
+                    <a:blip r:embed="rId22" cstate="print">
+                      <a:extLst>
+                        <a:ext uri="{28A0092B-C50C-407E-A947-70E740481C1C}">
+                          <a14:useLocalDpi xmlns:a14="http://schemas.microsoft.com/office/drawing/2010/main" val="0"/>
+                        </a:ext>
+                      </a:extLst>
+                    </a:blip>
+                    <a:stretch>
+                      <a:fillRect/>
+                    </a:stretch>
+                  </pic:blipFill>
+                  <pic:spPr>
+                    <a:xfrm>
+                      <a:off x="0" y="0"/>
+                      <a:ext cx="5731510" cy="2770505"/>
+                    </a:xfrm>
+                    <a:prstGeom prst="rect">
+                      <a:avLst/>
+                    </a:prstGeom>
+                  </pic:spPr>
+                </pic:pic>
+              </a:graphicData>
+            </a:graphic>
+          </wp:inline>
+        </w:drawing>
+      </w:r>
+      <w:r>
+        <w:br/>
+      </w:r>
+      <w:r>
+        <w:br/>
+        <w:t>18.  1280</w:t>
+      </w:r>
+      <w:r>
+        <w:br/>
+      </w:r>
+      <w:r>
+        <w:br/>
+      </w:r>
+      <w:r>
+        <w:rPr>
+          <w:noProof/>
+        </w:rPr>
+        <w:drawing>
+          <wp:inline distT="0" distB="0" distL="0" distR="0" wp14:anchorId="2985EDD3" wp14:editId="1460CC4F">
+            <wp:extent cx="5731510" cy="2787650"/>
+            <wp:effectExtent l="0" t="0" r="2540" b="0"/>
+            <wp:docPr id="1704618426" name="Picture 3"/>
+            <wp:cNvGraphicFramePr>
+              <a:graphicFrameLocks xmlns:a="http://schemas.openxmlformats.org/drawingml/2006/main" noChangeAspect="1"/>
+            </wp:cNvGraphicFramePr>
+            <a:graphic xmlns:a="http://schemas.openxmlformats.org/drawingml/2006/main">
+              <a:graphicData uri="http://schemas.openxmlformats.org/drawingml/2006/picture">
+                <pic:pic xmlns:pic="http://schemas.openxmlformats.org/drawingml/2006/picture">
+                  <pic:nvPicPr>
+                    <pic:cNvPr id="1704618426" name="Picture 1704618426"/>
+                    <pic:cNvPicPr/>
+                  </pic:nvPicPr>
+                  <pic:blipFill>
+                    <a:blip r:embed="rId23" cstate="print">
+                      <a:extLst>
+                        <a:ext uri="{28A0092B-C50C-407E-A947-70E740481C1C}">
+                          <a14:useLocalDpi xmlns:a14="http://schemas.microsoft.com/office/drawing/2010/main" val="0"/>
+                        </a:ext>
+                      </a:extLst>
+                    </a:blip>
+                    <a:stretch>
+                      <a:fillRect/>
+                    </a:stretch>
+                  </pic:blipFill>
+                  <pic:spPr>
+                    <a:xfrm>
+                      <a:off x="0" y="0"/>
+                      <a:ext cx="5731510" cy="2787650"/>
+                    </a:xfrm>
+                    <a:prstGeom prst="rect">
+                      <a:avLst/>
+                    </a:prstGeom>
+                  </pic:spPr>
+                </pic:pic>
+              </a:graphicData>
+            </a:graphic>
+          </wp:inline>
+        </w:drawing>
+      </w:r>
+      <w:r>
+        <w:br/>
+      </w:r>
+      <w:r>
+        <w:br/>
+        <w:t>19.</w:t>
+      </w:r>
+      <w:r>
+        <w:t xml:space="preserve"> 511</w:t>
+      </w:r>
+      <w:r>
+        <w:br/>
+      </w:r>
+      <w:r>
+        <w:br/>
+      </w:r>
+      <w:r>
+        <w:rPr>
+          <w:noProof/>
+        </w:rPr>
+        <w:lastRenderedPageBreak/>
+        <w:drawing>
+          <wp:inline distT="0" distB="0" distL="0" distR="0" wp14:anchorId="38F219AC" wp14:editId="6508D56D">
+            <wp:extent cx="5731510" cy="2812415"/>
+            <wp:effectExtent l="0" t="0" r="2540" b="6985"/>
+            <wp:docPr id="1951093572" name="Picture 4"/>
+            <wp:cNvGraphicFramePr>
+              <a:graphicFrameLocks xmlns:a="http://schemas.openxmlformats.org/drawingml/2006/main" noChangeAspect="1"/>
+            </wp:cNvGraphicFramePr>
+            <a:graphic xmlns:a="http://schemas.openxmlformats.org/drawingml/2006/main">
+              <a:graphicData uri="http://schemas.openxmlformats.org/drawingml/2006/picture">
+                <pic:pic xmlns:pic="http://schemas.openxmlformats.org/drawingml/2006/picture">
+                  <pic:nvPicPr>
+                    <pic:cNvPr id="1951093572" name="Picture 1951093572"/>
+                    <pic:cNvPicPr/>
+                  </pic:nvPicPr>
+                  <pic:blipFill>
+                    <a:blip r:embed="rId24" cstate="print">
+                      <a:extLst>
+                        <a:ext uri="{28A0092B-C50C-407E-A947-70E740481C1C}">
+                          <a14:useLocalDpi xmlns:a14="http://schemas.microsoft.com/office/drawing/2010/main" val="0"/>
+                        </a:ext>
+                      </a:extLst>
+                    </a:blip>
+                    <a:stretch>
+                      <a:fillRect/>
+                    </a:stretch>
+                  </pic:blipFill>
+                  <pic:spPr>
+                    <a:xfrm>
+                      <a:off x="0" y="0"/>
+                      <a:ext cx="5731510" cy="2812415"/>
+                    </a:xfrm>
+                    <a:prstGeom prst="rect">
+                      <a:avLst/>
+                    </a:prstGeom>
+                  </pic:spPr>
+                </pic:pic>
+              </a:graphicData>
+            </a:graphic>
+          </wp:inline>
+        </w:drawing>
+      </w:r>
+      <w:r>
+        <w:br/>
+      </w:r>
+      <w:r>
+        <w:br/>
+        <w:t>20.  586</w:t>
+      </w:r>
+      <w:r>
+        <w:br/>
+      </w:r>
+      <w:r>
+        <w:br/>
+      </w:r>
+      <w:r>
+        <w:rPr>
+          <w:noProof/>
+        </w:rPr>
+        <w:drawing>
+          <wp:inline distT="0" distB="0" distL="0" distR="0" wp14:anchorId="7DD438BB" wp14:editId="548DF550">
+            <wp:extent cx="5731510" cy="2753360"/>
+            <wp:effectExtent l="0" t="0" r="2540" b="8890"/>
+            <wp:docPr id="1695851241" name="Picture 5"/>
+            <wp:cNvGraphicFramePr>
+              <a:graphicFrameLocks xmlns:a="http://schemas.openxmlformats.org/drawingml/2006/main" noChangeAspect="1"/>
+            </wp:cNvGraphicFramePr>
+            <a:graphic xmlns:a="http://schemas.openxmlformats.org/drawingml/2006/main">
+              <a:graphicData uri="http://schemas.openxmlformats.org/drawingml/2006/picture">
+                <pic:pic xmlns:pic="http://schemas.openxmlformats.org/drawingml/2006/picture">
+                  <pic:nvPicPr>
+                    <pic:cNvPr id="1695851241" name="Picture 1695851241"/>
+                    <pic:cNvPicPr/>
+                  </pic:nvPicPr>
+                  <pic:blipFill>
+                    <a:blip r:embed="rId25" cstate="print">
+                      <a:extLst>
+                        <a:ext uri="{28A0092B-C50C-407E-A947-70E740481C1C}">
+                          <a14:useLocalDpi xmlns:a14="http://schemas.microsoft.com/office/drawing/2010/main" val="0"/>
+                        </a:ext>
+                      </a:extLst>
+                    </a:blip>
+                    <a:stretch>
+                      <a:fillRect/>
+                    </a:stretch>
+                  </pic:blipFill>
+                  <pic:spPr>
+                    <a:xfrm>
+                      <a:off x="0" y="0"/>
+                      <a:ext cx="5731510" cy="2753360"/>
+                    </a:xfrm>
+                    <a:prstGeom prst="rect">
+                      <a:avLst/>
+                    </a:prstGeom>
+                  </pic:spPr>
+                </pic:pic>
+              </a:graphicData>
+            </a:graphic>
+          </wp:inline>
+        </w:drawing>
+      </w:r>
+      <w:r>
+        <w:br/>
+      </w:r>
+      <w:r>
+        <w:br/>
+        <w:t>21.  1693</w:t>
+      </w:r>
+      <w:r>
+        <w:br/>
+      </w:r>
+      <w:r>
+        <w:br/>
+      </w:r>
+      <w:r>
+        <w:rPr>
+          <w:noProof/>
+        </w:rPr>
+        <w:lastRenderedPageBreak/>
+        <w:drawing>
+          <wp:inline distT="0" distB="0" distL="0" distR="0" wp14:anchorId="52CDBA20" wp14:editId="4E1346BF">
+            <wp:extent cx="5731510" cy="2772410"/>
+            <wp:effectExtent l="0" t="0" r="2540" b="8890"/>
+            <wp:docPr id="1787982084" name="Picture 6"/>
+            <wp:cNvGraphicFramePr>
+              <a:graphicFrameLocks xmlns:a="http://schemas.openxmlformats.org/drawingml/2006/main" noChangeAspect="1"/>
+            </wp:cNvGraphicFramePr>
+            <a:graphic xmlns:a="http://schemas.openxmlformats.org/drawingml/2006/main">
+              <a:graphicData uri="http://schemas.openxmlformats.org/drawingml/2006/picture">
+                <pic:pic xmlns:pic="http://schemas.openxmlformats.org/drawingml/2006/picture">
+                  <pic:nvPicPr>
+                    <pic:cNvPr id="1787982084" name="Picture 1787982084"/>
+                    <pic:cNvPicPr/>
+                  </pic:nvPicPr>
+                  <pic:blipFill>
+                    <a:blip r:embed="rId26" cstate="print">
+                      <a:extLst>
+                        <a:ext uri="{28A0092B-C50C-407E-A947-70E740481C1C}">
+                          <a14:useLocalDpi xmlns:a14="http://schemas.microsoft.com/office/drawing/2010/main" val="0"/>
+                        </a:ext>
+                      </a:extLst>
+                    </a:blip>
+                    <a:stretch>
+                      <a:fillRect/>
+                    </a:stretch>
+                  </pic:blipFill>
+                  <pic:spPr>
+                    <a:xfrm>
+                      <a:off x="0" y="0"/>
+                      <a:ext cx="5731510" cy="2772410"/>
+                    </a:xfrm>
+                    <a:prstGeom prst="rect">
+                      <a:avLst/>
+                    </a:prstGeom>
+                  </pic:spPr>
+                </pic:pic>
+              </a:graphicData>
+            </a:graphic>
+          </wp:inline>
+        </w:drawing>
+      </w:r>
+      <w:r>
+        <w:br/>
+      </w:r>
+      <w:r>
+        <w:br/>
+        <w:t>22. s</w:t>
       </w:r>
     </w:p>
     <w:sectPr>
